--- a/print/letter/label-maker--word-builder-labels.docx
+++ b/print/letter/label-maker--word-builder-labels.docx
@@ -2,7 +2,7 @@
 <file path=word/document.xml><?xml version="1.0" encoding="utf-8"?>
 <w:document xmlns:w="http://schemas.openxmlformats.org/wordprocessingml/2006/main" xmlns:m="http://schemas.openxmlformats.org/officeDocument/2006/math" xmlns:r="http://schemas.openxmlformats.org/officeDocument/2006/relationships" xmlns:o="urn:schemas-microsoft-com:office:office" xmlns:v="urn:schemas-microsoft-com:vml" xmlns:w10="urn:schemas-microsoft-com:office:word" xmlns:a="http://schemas.openxmlformats.org/drawingml/2006/main" xmlns:pic="http://schemas.openxmlformats.org/drawingml/2006/picture" xmlns:wp="http://schemas.openxmlformats.org/drawingml/2006/wordprocessingDrawing">
   <w:body>
-    <w:bookmarkStart w:id="37" w:name="X1944eb1887650f9a6ea772b20e4751c96f4c036"/>
+    <w:bookmarkStart w:id="40" w:name="X1944eb1887650f9a6ea772b20e4751c96f4c036"/>
     <w:p>
       <w:pPr>
         <w:pStyle w:val="Heading1"/>
@@ -15,56 +15,18 @@
       <w:pPr>
         <w:pStyle w:val="FirstParagraph"/>
       </w:pPr>
-      <w:r>
-        <w:t xml:space="preserve">⏱️</w:t>
-      </w:r>
-      <w:r>
-        <w:t xml:space="preserve"> </w:t>
-      </w:r>
       <w:r>
         <w:rPr>
           <w:bCs/>
           <w:b/>
         </w:rPr>
-        <w:t xml:space="preserve">20 min</w:t>
+        <w:t xml:space="preserve">⏳ Medium · 20 min</w:t>
       </w:r>
       <w:r>
         <w:t xml:space="preserve"> </w:t>
       </w:r>
       <w:r>
-        <w:t xml:space="preserve">· 🧽 Cleanup</w:t>
-      </w:r>
-      <w:r>
-        <w:t xml:space="preserve"> </w:t>
-      </w:r>
-      <w:r>
-        <w:rPr>
-          <w:bCs/>
-          <w:b/>
-        </w:rPr>
-        <w:t xml:space="preserve">$</w:t>
-      </w:r>
-      <w:r>
-        <w:t xml:space="preserve"> </w:t>
-      </w:r>
-      <w:r>
-        <w:t xml:space="preserve">(Quick wipe (2 min) 🧻) · 👧 Ages</w:t>
-      </w:r>
-      <w:r>
-        <w:t xml:space="preserve"> </w:t>
-      </w:r>
-      <w:r>
-        <w:rPr>
-          <w:bCs/>
-          <w:b/>
-        </w:rPr>
-        <w:t xml:space="preserve">4+</w:t>
-      </w:r>
-      <w:r>
-        <w:t xml:space="preserve"> </w:t>
-      </w:r>
-      <w:r>
-        <w:t xml:space="preserve">· 🏠 All over</w:t>
+        <w:t xml:space="preserve">· 🧻 Light cleanup ($) · 🔉 Quiet · 🏠 Indoor · 👤👥 Solo or group · 🎂 Ages 6–11+</w:t>
       </w:r>
     </w:p>
     <w:p>
@@ -339,22 +301,43 @@
     </w:p>
     <w:bookmarkEnd w:id="26"/>
     <w:bookmarkEnd w:id="27"/>
-    <w:bookmarkStart w:id="31" w:name="X90575d67fe14a03ef1898ae2a832688b148a116"/>
+    <w:bookmarkStart w:id="34" w:name="X67012d8413f3110ab14b8e2014e44e49739ed72"/>
     <w:p>
       <w:pPr>
         <w:pStyle w:val="Heading2"/>
       </w:pPr>
       <w:r>
-        <w:t xml:space="preserve">🌟 Level Up</w:t>
-      </w:r>
-    </w:p>
-    <w:bookmarkStart w:id="28" w:name="X6806aaaeec66bb880ea044ec1552dd533493acd"/>
+        <w:t xml:space="preserve">🎚️ By Age</w:t>
+      </w:r>
+    </w:p>
+    <w:p>
+      <w:pPr>
+        <w:pStyle w:val="FirstParagraph"/>
+      </w:pPr>
+      <w:r>
+        <w:t xml:space="preserve">🎂 Pick the age. Every age can do the main steps — this is the</w:t>
+      </w:r>
+      <w:r>
+        <w:t xml:space="preserve"> </w:t>
+      </w:r>
+      <w:r>
+        <w:rPr>
+          <w:bCs/>
+          <w:b/>
+        </w:rPr>
+        <w:t xml:space="preserve">extra challenge</w:t>
+      </w:r>
+      <w:r>
+        <w:t xml:space="preserve">.</w:t>
+      </w:r>
+    </w:p>
+    <w:bookmarkStart w:id="28" w:name="Xd9a988c13166dcb49a5852075871601ad97e5df"/>
     <w:p>
       <w:pPr>
         <w:pStyle w:val="Heading3"/>
       </w:pPr>
       <w:r>
-        <w:t xml:space="preserve">🥉 Easy — 3 letters</w:t>
+        <w:t xml:space="preserve">6️⃣ Age 6</w:t>
       </w:r>
     </w:p>
     <w:p>
@@ -362,17 +345,33 @@
         <w:pStyle w:val="FirstParagraph"/>
       </w:pPr>
       <w:r>
-        <w:t xml:space="preserve">CUP · BED · RUG · MAT · TOY · BOX · HAT · PAN</w:t>
+        <w:rPr>
+          <w:bCs/>
+          <w:b/>
+        </w:rPr>
+        <w:t xml:space="preserve">3-letter words</w:t>
+      </w:r>
+      <w:r>
+        <w:t xml:space="preserve"> </w:t>
+      </w:r>
+      <w:r>
+        <w:t xml:space="preserve">— CUP · BED · RUG · MAT · TOY · BOX · HAT · PAN</w:t>
+      </w:r>
+      <w:r>
+        <w:br/>
+      </w:r>
+      <w:r>
+        <w:t xml:space="preserve">Do a reading walk 🚶</w:t>
       </w:r>
     </w:p>
     <w:bookmarkEnd w:id="28"/>
-    <w:bookmarkStart w:id="29" w:name="X27304725dbe1c1ff01f4699d539c7b222ffc4dd"/>
+    <w:bookmarkStart w:id="29" w:name="X1dad34a091d90dc09f1f3b2f85b389fb95004f6"/>
     <w:p>
       <w:pPr>
         <w:pStyle w:val="Heading3"/>
       </w:pPr>
       <w:r>
-        <w:t xml:space="preserve">🥈 Medium — 4 or 5 letters</w:t>
+        <w:t xml:space="preserve">7️⃣ Age 7</w:t>
       </w:r>
     </w:p>
     <w:p>
@@ -380,17 +379,33 @@
         <w:pStyle w:val="FirstParagraph"/>
       </w:pPr>
       <w:r>
-        <w:t xml:space="preserve">DOOR · LAMP · SINK · CHAIR · TABLE · CLOCK · SHOES · COUCH</w:t>
+        <w:rPr>
+          <w:bCs/>
+          <w:b/>
+        </w:rPr>
+        <w:t xml:space="preserve">4–5 letter words</w:t>
+      </w:r>
+      <w:r>
+        <w:t xml:space="preserve"> </w:t>
+      </w:r>
+      <w:r>
+        <w:t xml:space="preserve">— DOOR · LAMP · SINK · CHAIR · TABLE · CLOCK</w:t>
+      </w:r>
+      <w:r>
+        <w:br/>
+      </w:r>
+      <w:r>
+        <w:t xml:space="preserve">Play the mix-up game 🔀</w:t>
       </w:r>
     </w:p>
     <w:bookmarkEnd w:id="29"/>
-    <w:bookmarkStart w:id="30" w:name="X23434e8ce1b28918e9cb60454981c736138f68e"/>
+    <w:bookmarkStart w:id="30" w:name="X97592b81667438caff4f0ed360af5aa72e3327e"/>
     <w:p>
       <w:pPr>
         <w:pStyle w:val="Heading3"/>
       </w:pPr>
       <w:r>
-        <w:t xml:space="preserve">🥇 Hard — two words or a new language</w:t>
+        <w:t xml:space="preserve">8️⃣ Age 8</w:t>
       </w:r>
     </w:p>
     <w:p>
@@ -398,24 +413,125 @@
         <w:pStyle w:val="FirstParagraph"/>
       </w:pPr>
       <w:r>
-        <w:t xml:space="preserve">RED CHAIR · SOFT RUG · BIG WINDOW</w:t>
+        <w:rPr>
+          <w:bCs/>
+          <w:b/>
+        </w:rPr>
+        <w:t xml:space="preserve">Describing words</w:t>
+      </w:r>
+      <w:r>
+        <w:t xml:space="preserve"> </w:t>
+      </w:r>
+      <w:r>
+        <w:t xml:space="preserve">— RED CHAIR · SOFT RUG · BIG WINDOW · COLD FRIDGE</w:t>
+      </w:r>
+    </w:p>
+    <w:bookmarkEnd w:id="30"/>
+    <w:bookmarkStart w:id="31" w:name="X708f460606dd1a76d0749f0618bc9d68251a2b7"/>
+    <w:p>
+      <w:pPr>
+        <w:pStyle w:val="Heading3"/>
+      </w:pPr>
+      <w:r>
+        <w:t xml:space="preserve">9️⃣ Age 9</w:t>
+      </w:r>
+    </w:p>
+    <w:p>
+      <w:pPr>
+        <w:pStyle w:val="FirstParagraph"/>
+      </w:pPr>
+      <w:r>
+        <w:rPr>
+          <w:bCs/>
+          <w:b/>
+        </w:rPr>
+        <w:t xml:space="preserve">Spelling from memory</w:t>
+      </w:r>
+      <w:r>
+        <w:t xml:space="preserve"> </w:t>
+      </w:r>
+      <w:r>
+        <w:t xml:space="preserve">🧠</w:t>
       </w:r>
       <w:r>
         <w:br/>
       </w:r>
       <w:r>
-        <w:t xml:space="preserve">🌎 Or Spanish: PUERTA (door) · MESA (table) · SILLA (chair) · CAMA (bed)</w:t>
-      </w:r>
-    </w:p>
-    <w:bookmarkEnd w:id="30"/>
+        <w:t xml:space="preserve">A grown-up pulls all the labels. Write them again from memory. Check!</w:t>
+      </w:r>
+    </w:p>
     <w:bookmarkEnd w:id="31"/>
-    <w:bookmarkStart w:id="32" w:name="X9cc3fda027b658f876f44d44ddc22905faccd4e"/>
-    <w:p>
-      <w:pPr>
-        <w:pStyle w:val="Heading2"/>
-      </w:pPr>
-      <w:r>
-        <w:t xml:space="preserve">🧠 Why It Works</w:t>
+    <w:bookmarkStart w:id="32" w:name="X8171c026b6d3b019e037d636deb1627bab2ad11"/>
+    <w:p>
+      <w:pPr>
+        <w:pStyle w:val="Heading3"/>
+      </w:pPr>
+      <w:r>
+        <w:t xml:space="preserve">🔟 Age 10</w:t>
+      </w:r>
+    </w:p>
+    <w:p>
+      <w:pPr>
+        <w:pStyle w:val="FirstParagraph"/>
+      </w:pPr>
+      <w:r>
+        <w:rPr>
+          <w:bCs/>
+          <w:b/>
+        </w:rPr>
+        <w:t xml:space="preserve">New language</w:t>
+      </w:r>
+      <w:r>
+        <w:t xml:space="preserve"> </w:t>
+      </w:r>
+      <w:r>
+        <w:t xml:space="preserve">🌎</w:t>
+      </w:r>
+      <w:r>
+        <w:br/>
+      </w:r>
+      <w:r>
+        <w:t xml:space="preserve">Label 10 things in Spanish (or any language): PUERTA (door) · MESA (table) · SILLA (chair) · CAMA (bed)</w:t>
+      </w:r>
+      <w:r>
+        <w:br/>
+      </w:r>
+      <w:r>
+        <w:t xml:space="preserve">Quiz the family at dinner 🍽️</w:t>
+      </w:r>
+    </w:p>
+    <w:bookmarkEnd w:id="32"/>
+    <w:bookmarkStart w:id="33" w:name="X02bfb3385b20ae9fc9ed6803eef42fea02d2b46"/>
+    <w:p>
+      <w:pPr>
+        <w:pStyle w:val="Heading3"/>
+      </w:pPr>
+      <w:r>
+        <w:t xml:space="preserve">🚀 Age 11+</w:t>
+      </w:r>
+    </w:p>
+    <w:p>
+      <w:pPr>
+        <w:pStyle w:val="FirstParagraph"/>
+      </w:pPr>
+      <w:r>
+        <w:rPr>
+          <w:bCs/>
+          <w:b/>
+        </w:rPr>
+        <w:t xml:space="preserve">Word origins</w:t>
+      </w:r>
+      <w:r>
+        <w:t xml:space="preserve"> </w:t>
+      </w:r>
+      <w:r>
+        <w:t xml:space="preserve">📜</w:t>
+      </w:r>
+      <w:r>
+        <w:br/>
+      </w:r>
+      <w:r>
+        <w:t xml:space="preserve">Add where the word came from:</w:t>
       </w:r>
     </w:p>
     <w:p>
@@ -427,6 +543,93 @@
         <w:pStyle w:val="Compact"/>
       </w:pPr>
       <w:r>
+        <w:t xml:space="preserve">WINDOW → Old Norse</w:t>
+      </w:r>
+      <w:r>
+        <w:t xml:space="preserve"> </w:t>
+      </w:r>
+      <w:r>
+        <w:rPr>
+          <w:iCs/>
+          <w:i/>
+        </w:rPr>
+        <w:t xml:space="preserve">vindauga</w:t>
+      </w:r>
+      <w:r>
+        <w:t xml:space="preserve"> </w:t>
+      </w:r>
+      <w:r>
+        <w:t xml:space="preserve">= "wind eye" 👁️</w:t>
+      </w:r>
+    </w:p>
+    <w:p>
+      <w:pPr>
+        <w:numPr>
+          <w:ilvl w:val="0"/>
+          <w:numId w:val="1002"/>
+        </w:numPr>
+        <w:pStyle w:val="Compact"/>
+      </w:pPr>
+      <w:r>
+        <w:t xml:space="preserve">SANDWICH → named after the Earl of Sandwich 🥪</w:t>
+      </w:r>
+    </w:p>
+    <w:p>
+      <w:pPr>
+        <w:numPr>
+          <w:ilvl w:val="0"/>
+          <w:numId w:val="1002"/>
+        </w:numPr>
+        <w:pStyle w:val="Compact"/>
+      </w:pPr>
+      <w:r>
+        <w:t xml:space="preserve">ALARM → Italian</w:t>
+      </w:r>
+      <w:r>
+        <w:t xml:space="preserve"> </w:t>
+      </w:r>
+      <w:r>
+        <w:rPr>
+          <w:iCs/>
+          <w:i/>
+        </w:rPr>
+        <w:t xml:space="preserve">all'arme</w:t>
+      </w:r>
+      <w:r>
+        <w:t xml:space="preserve"> </w:t>
+      </w:r>
+      <w:r>
+        <w:t xml:space="preserve">= "to arms!" ⚔️</w:t>
+      </w:r>
+    </w:p>
+    <w:p>
+      <w:pPr>
+        <w:pStyle w:val="FirstParagraph"/>
+      </w:pPr>
+      <w:r>
+        <w:t xml:space="preserve">Look up 5 more. Put the best one on silver ✨</w:t>
+      </w:r>
+    </w:p>
+    <w:bookmarkEnd w:id="33"/>
+    <w:bookmarkEnd w:id="34"/>
+    <w:bookmarkStart w:id="35" w:name="X9cc3fda027b658f876f44d44ddc22905faccd4e"/>
+    <w:p>
+      <w:pPr>
+        <w:pStyle w:val="Heading2"/>
+      </w:pPr>
+      <w:r>
+        <w:t xml:space="preserve">🧠 Why It Works</w:t>
+      </w:r>
+    </w:p>
+    <w:p>
+      <w:pPr>
+        <w:numPr>
+          <w:ilvl w:val="0"/>
+          <w:numId w:val="1003"/>
+        </w:numPr>
+        <w:pStyle w:val="Compact"/>
+      </w:pPr>
+      <w:r>
         <w:t xml:space="preserve">🔗 Seeing a word</w:t>
       </w:r>
       <w:r>
@@ -450,34 +653,12 @@
       <w:pPr>
         <w:numPr>
           <w:ilvl w:val="0"/>
-          <w:numId w:val="1002"/>
+          <w:numId w:val="1003"/>
         </w:numPr>
         <w:pStyle w:val="Compact"/>
       </w:pPr>
       <w:r>
         <w:t xml:space="preserve">🏫 Preschool classrooms label everything for this reason.</w:t>
-      </w:r>
-    </w:p>
-    <w:p>
-      <w:pPr>
-        <w:numPr>
-          <w:ilvl w:val="0"/>
-          <w:numId w:val="1002"/>
-        </w:numPr>
-        <w:pStyle w:val="Compact"/>
-      </w:pPr>
-      <w:r>
-        <w:t xml:space="preserve">🔁 You see the words 20 times a day without trying!</w:t>
-      </w:r>
-    </w:p>
-    <w:bookmarkEnd w:id="32"/>
-    <w:bookmarkStart w:id="33" w:name="X6763fabfd04f5c4a4d62b566a897dedd22150e7"/>
-    <w:p>
-      <w:pPr>
-        <w:pStyle w:val="Heading2"/>
-      </w:pPr>
-      <w:r>
-        <w:t xml:space="preserve">🛟 Grown-Up Notes</w:t>
       </w:r>
     </w:p>
     <w:p>
@@ -489,59 +670,17 @@
         <w:pStyle w:val="Compact"/>
       </w:pPr>
       <w:r>
-        <w:t xml:space="preserve">🟨 Masking tape peels clean from most things. Skip fresh paint and fancy wood finishes.</w:t>
-      </w:r>
-    </w:p>
-    <w:p>
-      <w:pPr>
-        <w:numPr>
-          <w:ilvl w:val="0"/>
-          <w:numId w:val="1003"/>
-        </w:numPr>
-        <w:pStyle w:val="Compact"/>
-      </w:pPr>
-      <w:r>
-        <w:t xml:space="preserve">🔠 Use ALL CAPS for beginners, or match what their school uses.</w:t>
-      </w:r>
-    </w:p>
-    <w:p>
-      <w:pPr>
-        <w:numPr>
-          <w:ilvl w:val="0"/>
-          <w:numId w:val="1003"/>
-        </w:numPr>
-        <w:pStyle w:val="Compact"/>
-      </w:pPr>
-      <w:r>
-        <w:t xml:space="preserve">🎯 Start with 5 words. Add 2–3 new ones each day.</w:t>
-      </w:r>
-    </w:p>
-    <w:bookmarkEnd w:id="33"/>
-    <w:bookmarkStart w:id="34" w:name="X1e8c337912f0193a41fd873cd12ea5fd283b9ee"/>
+        <w:t xml:space="preserve">🔁 You see the words 20 times a day without trying!</w:t>
+      </w:r>
+    </w:p>
+    <w:bookmarkEnd w:id="35"/>
+    <w:bookmarkStart w:id="36" w:name="X6763fabfd04f5c4a4d62b566a897dedd22150e7"/>
     <w:p>
       <w:pPr>
         <w:pStyle w:val="Heading2"/>
       </w:pPr>
       <w:r>
-        <w:t xml:space="preserve">🧽 Cleanup</w:t>
-      </w:r>
-    </w:p>
-    <w:p>
-      <w:pPr>
-        <w:pStyle w:val="FirstParagraph"/>
-      </w:pPr>
-      <w:r>
-        <w:rPr>
-          <w:bCs/>
-          <w:b/>
-        </w:rPr>
-        <w:t xml:space="preserve">$</w:t>
-      </w:r>
-      <w:r>
-        <w:t xml:space="preserve"> </w:t>
-      </w:r>
-      <w:r>
-        <w:t xml:space="preserve">— leave them up a few days!</w:t>
+        <w:t xml:space="preserve">🛟 Grown-Up Notes</w:t>
       </w:r>
     </w:p>
     <w:p>
@@ -553,7 +692,7 @@
         <w:pStyle w:val="Compact"/>
       </w:pPr>
       <w:r>
-        <w:t xml:space="preserve">☐ 🟨 Peel labels when done</w:t>
+        <w:t xml:space="preserve">🟨 Masking tape peels clean from most things. Skip fresh paint and fancy wood finishes.</w:t>
       </w:r>
     </w:p>
     <w:p>
@@ -565,11 +704,65 @@
         <w:pStyle w:val="Compact"/>
       </w:pPr>
       <w:r>
+        <w:t xml:space="preserve">🔠 Use ALL CAPS for beginners, or match what their school uses.</w:t>
+      </w:r>
+    </w:p>
+    <w:p>
+      <w:pPr>
+        <w:numPr>
+          <w:ilvl w:val="0"/>
+          <w:numId w:val="1004"/>
+        </w:numPr>
+        <w:pStyle w:val="Compact"/>
+      </w:pPr>
+      <w:r>
+        <w:t xml:space="preserve">🎯 Start with 5 words. Add 2–3 new ones each day.</w:t>
+      </w:r>
+    </w:p>
+    <w:bookmarkEnd w:id="36"/>
+    <w:bookmarkStart w:id="37" w:name="X1e8c337912f0193a41fd873cd12ea5fd283b9ee"/>
+    <w:p>
+      <w:pPr>
+        <w:pStyle w:val="Heading2"/>
+      </w:pPr>
+      <w:r>
+        <w:t xml:space="preserve">🧽 Cleanup</w:t>
+      </w:r>
+    </w:p>
+    <w:p>
+      <w:pPr>
+        <w:pStyle w:val="FirstParagraph"/>
+      </w:pPr>
+      <w:r>
+        <w:t xml:space="preserve">leave them up a few days!</w:t>
+      </w:r>
+    </w:p>
+    <w:p>
+      <w:pPr>
+        <w:numPr>
+          <w:ilvl w:val="0"/>
+          <w:numId w:val="1005"/>
+        </w:numPr>
+        <w:pStyle w:val="Compact"/>
+      </w:pPr>
+      <w:r>
+        <w:t xml:space="preserve">☐ 🟨 Peel labels when done</w:t>
+      </w:r>
+    </w:p>
+    <w:p>
+      <w:pPr>
+        <w:numPr>
+          <w:ilvl w:val="0"/>
+          <w:numId w:val="1005"/>
+        </w:numPr>
+        <w:pStyle w:val="Compact"/>
+      </w:pPr>
+      <w:r>
         <w:t xml:space="preserve">☐ 🫙 Save them in a "word jar" to review</w:t>
       </w:r>
     </w:p>
-    <w:bookmarkEnd w:id="34"/>
-    <w:bookmarkStart w:id="36" w:name="X50cf555741e6e45190901c440e88d3230da7c1a"/>
+    <w:bookmarkEnd w:id="37"/>
+    <w:bookmarkStart w:id="39" w:name="X50cf555741e6e45190901c440e88d3230da7c1a"/>
     <w:p>
       <w:pPr>
         <w:pStyle w:val="Heading2"/>
@@ -579,7 +772,7 @@
         <w:t xml:space="preserve">🖨️ Printable</w:t>
       </w:r>
     </w:p>
-    <w:bookmarkStart w:id="35" w:name="X62068bdf36e04573c7a1ec05f0475f987cb0306"/>
+    <w:bookmarkStart w:id="38" w:name="X62068bdf36e04573c7a1ec05f0475f987cb0306"/>
     <w:p>
       <w:pPr>
         <w:pStyle w:val="Heading3"/>
@@ -625,7 +818,7 @@
               <w:jc w:val="left"/>
             </w:pPr>
             <w:r>
-              <w:t xml:space="preserve">🥉 Easy</w:t>
+              <w:t xml:space="preserve">6️⃣ Age 6</w:t>
             </w:r>
           </w:p>
         </w:tc>
@@ -653,7 +846,7 @@
               <w:jc w:val="left"/>
             </w:pPr>
             <w:r>
-              <w:t xml:space="preserve">🥈 Medium</w:t>
+              <w:t xml:space="preserve">7️⃣ Age 7</w:t>
             </w:r>
           </w:p>
         </w:tc>
@@ -681,7 +874,7 @@
               <w:jc w:val="left"/>
             </w:pPr>
             <w:r>
-              <w:t xml:space="preserve">🥇 Hard</w:t>
+              <w:t xml:space="preserve">8️⃣ Age 8+</w:t>
             </w:r>
           </w:p>
         </w:tc>
@@ -1227,9 +1420,9 @@
         <w:t xml:space="preserve">______________________</w:t>
       </w:r>
     </w:p>
-    <w:bookmarkEnd w:id="35"/>
-    <w:bookmarkEnd w:id="36"/>
-    <w:bookmarkEnd w:id="37"/>
+    <w:bookmarkEnd w:id="38"/>
+    <w:bookmarkEnd w:id="39"/>
+    <w:bookmarkEnd w:id="40"/>
     <w:sectPr>
       <w:pgSz w:h="15840" w:w="12240"/>
       <w:pgMar w:bottom="864" w:left="864" w:right="864" w:top="864"/>
@@ -1428,6 +1621,9 @@
     <w:abstractNumId w:val="991"/>
   </w:num>
   <w:num w:numId="1004">
+    <w:abstractNumId w:val="991"/>
+  </w:num>
+  <w:num w:numId="1005">
     <w:abstractNumId w:val="991"/>
   </w:num>
 </w:numbering>
